--- a/print/2026-10-28-task.docx
+++ b/print/2026-10-28-task.docx
@@ -2049,7 +2049,7 @@
           <w:b w:val="0"/>
           <w:sz w:val="18"/>
         </w:rPr>
-        <w:t>2. 3 个标题：按上表，实／虚／稳各写一个（主题＝执法与治理）。</w:t>
+        <w:t>2. 3 个标题：按上表，实／虚／稳各写一个（主题＝执法与治理）。实＝"把/让＋对象＋动词＋结果"（≤14 字）；虚＝借一个意象（肌理／活水／钥匙）；稳＝"既要A，也要B"。</w:t>
       </w:r>
     </w:p>
     <w:p>

--- a/print/2026-10-28-task.docx
+++ b/print/2026-10-28-task.docx
@@ -595,7 +595,7 @@
           <w:b w:val="0"/>
           <w:sz w:val="18"/>
         </w:rPr>
-        <w:t>2. 每句后面标一个类，只许用这六个字：背（背景/现状）意（意义）问（问题/危害）做（做法）观（观点）结（结论）。</w:t>
+        <w:t>2. 每句后面标一个类，只许用这六个字：背（背景/现状）意（意义）问（问题/危害）做（做法）观（观点）结（结论）。昨天你写了"情况""总结"——这两个不是类标。判断口诀：能加"某人认为"的是观点，加不上的是事实。</w:t>
       </w:r>
     </w:p>
     <w:p>
@@ -608,7 +608,7 @@
           <w:b w:val="0"/>
           <w:sz w:val="18"/>
         </w:rPr>
-        <w:t>3. 昨天你写了"情况""总结"——这两个不是类标。判断口诀：能加"某人认为"的是观点，加不上的是事实。</w:t>
+        <w:t>3. 每段都藏着"后半截"：材料三的后半截是"也有做得细的"（做法）；材料四整段是困难（也是问题）；材料六的后半截是市里的打算（做法＋结论）。</w:t>
       </w:r>
     </w:p>
     <w:p>
@@ -621,7 +621,7 @@
           <w:b w:val="0"/>
           <w:sz w:val="18"/>
         </w:rPr>
-        <w:t>4. 每段都藏着"后半截"：材料三的后半截是"也有做得细的"（做法）；材料四整段是困难（也是问题）；材料六的后半截是市里的打算（做法＋结论）。</w:t>
+        <w:t>4. 全材料至少勾到 14 句。</w:t>
       </w:r>
     </w:p>
     <w:tbl>
